--- a/MyDocumentConverterMultiOSV10/samples/output/xml/opml/docx.docx
+++ b/MyDocumentConverterMultiOSV10/samples/output/xml/opml/docx.docx
@@ -114,7 +114,7 @@
       <w:r>
         <w:t xml:space="preserve">, 그리고 </w:t>
       </w:r>
-      <w:hyperlink w:history="1" r:id="rIdwcdze_yzo09ptzw3znzap">
+      <w:hyperlink w:history="1" r:id="rIdmkvguino6nqgrbuwbdl-l">
         <w:r>
           <w:rPr>
             <w:rStyle w:val="Hyperlink"/>
@@ -768,7 +768,7 @@
       <w:r>
         <w:t xml:space="preserve"> 자동 링크 </w:t>
       </w:r>
-      <w:hyperlink w:history="1" r:id="rIderlev1wmn0ajbsrelmc01">
+      <w:hyperlink w:history="1" r:id="rIdrvywn5zldkibhradlwqgd">
         <w:r>
           <w:rPr>
             <w:rStyle w:val="Hyperlink"/>
@@ -779,7 +779,7 @@
       <w:r>
         <w:t xml:space="preserve"> 와 </w:t>
       </w:r>
-      <w:hyperlink w:history="1" r:id="rId41tj_mnl3dbcsx4rfizxh">
+      <w:hyperlink w:history="1" r:id="rIddhd3qw58c2akjvj8jk9lr">
         <w:r>
           <w:rPr>
             <w:rStyle w:val="Hyperlink"/>
